--- a/templates/bqs.v2.clean.docx
+++ b/templates/bqs.v2.clean.docx
@@ -512,7 +512,7 @@
                 <w:lang w:val="fr-FR"/>
               </w:rPr>
               <w:t xml:space="preserve">{client}
-{company_contact}</w:t>
+{operator}</w:t>
             </w:r>
           </w:p>
         </w:tc>

--- a/templates/bqs.v2.clean.docx
+++ b/templates/bqs.v2.clean.docx
@@ -5320,6 +5320,7 @@
           <w:szCs w:val="24"/>
           <w:lang w:val="en-US"/>
         </w:rPr>
+        <w:keepNext/>
       </w:pPr>
       <w:r>
         <w:rPr>
@@ -5340,6 +5341,7 @@
           <w:szCs w:val="24"/>
           <w:lang w:val="en-US"/>
         </w:rPr>
+        <w:keepNext/>
       </w:pPr>
       <w:r>
         <w:rPr>
@@ -5358,6 +5360,7 @@
           <w:szCs w:val="24"/>
           <w:lang w:val="en-US"/>
         </w:rPr>
+        <w:keepNext/>
       </w:pPr>
       <w:r>
         <w:rPr>
